--- a/TY_Computer_Algorithm_Lab/245109074_CAL_Assingment_6/Assignment_6_Dynamic_Programming.docx
+++ b/TY_Computer_Algorithm_Lab/245109074_CAL_Assingment_6/Assignment_6_Dynamic_Programming.docx
@@ -268,7 +268,7 @@
           <w:sz w:val="22"/>
           <w:szCs w:val="22"/>
         </w:rPr>
-        <w:t>approach_1: recursively try every right/down move from each cell and count paths reaching the end. tc: o(2 raised to (m+n)) sc: o(m+n)</w:t>
+        <w:t>approach_1: recursively try every right/down move from each cell and count paths reaching the end. tc: o(2 ^ (m+n)) sc: o(m+n)</w:t>
       </w:r>
     </w:p>
     <w:p>
@@ -286,7 +286,7 @@
           <w:sz w:val="22"/>
           <w:szCs w:val="22"/>
         </w:rPr>
-        <w:t>approach_2 (optimal): bottom-up dp where each free cell's path count is the sum of the cell above and the cell to the left, zero at obstacles. tc: o(m into n) sc: o(m into n)</w:t>
+        <w:t>approach_2 (optimal): bottom-up dp where each free cell's path count is the sum of the cell above and the cell to the left, zero at obstacles. tc: o(m * n) sc: o(m * n)</w:t>
       </w:r>
     </w:p>
     <w:p>
@@ -313,7 +313,7 @@
           <w:sz w:val="22"/>
           <w:szCs w:val="22"/>
         </w:rPr>
-        <w:t>o(m into n)</w:t>
+        <w:t>o(m * n)</w:t>
       </w:r>
     </w:p>
     <w:p>
@@ -340,7 +340,7 @@
           <w:sz w:val="22"/>
           <w:szCs w:val="22"/>
         </w:rPr>
-        <w:t>o(m into n)</w:t>
+        <w:t>o(m * n)</w:t>
       </w:r>
     </w:p>
     <w:p>
@@ -1363,10 +1363,13 @@
             </w:pPr>
             <w:r>
               <w:rPr>
-                <w:color w:val="000000"/>
+                <w:i/>
+                <w:iCs/>
+                <w:sz w:val="22"/>
+                <w:szCs w:val="22"/>
               </w:rPr>
               <w:drawing>
-                <wp:anchor distT="0" distB="0" distL="0" distR="0" simplePos="0" relativeHeight="2" behindDoc="0" locked="0" layoutInCell="0" allowOverlap="1">
+                <wp:anchor distT="0" distB="0" distL="0" distR="0" simplePos="0" relativeHeight="2" behindDoc="0" locked="0" layoutInCell="1" allowOverlap="1">
                   <wp:simplePos x="0" y="0"/>
                   <wp:positionH relativeFrom="column">
                     <wp:align>center</wp:align>
@@ -1519,7 +1522,7 @@
           <w:sz w:val="22"/>
           <w:szCs w:val="22"/>
         </w:rPr>
-        <w:t>approach_1: try every subset of items and keep the best value among those within capacity. tc: o(2 raised to n) sc: o(n)</w:t>
+        <w:t>approach_1: try every subset of items and keep the best value among those within capacity. tc: o(2 ^ n) sc: o(n)</w:t>
       </w:r>
     </w:p>
     <w:p>
@@ -1537,7 +1540,7 @@
           <w:sz w:val="22"/>
           <w:szCs w:val="22"/>
         </w:rPr>
-        <w:t>approach_2 (optimal): bottom-up dp table over items and capacity, at each item choosing the better of skipping it or taking it if it fits. tc: o(n into w) sc: o(n into w)</w:t>
+        <w:t>approach_2 (optimal): bottom-up dp table over items and capacity, at each item choosing the better of skipping it or taking it if it fits. tc: o(n * w) sc: o(n * w)</w:t>
       </w:r>
     </w:p>
     <w:p>
@@ -1564,7 +1567,7 @@
           <w:sz w:val="22"/>
           <w:szCs w:val="22"/>
         </w:rPr>
-        <w:t>o(n into w)</w:t>
+        <w:t>o(n * w)</w:t>
       </w:r>
     </w:p>
     <w:p>
@@ -1591,7 +1594,7 @@
           <w:sz w:val="22"/>
           <w:szCs w:val="22"/>
         </w:rPr>
-        <w:t>o(n into w)</w:t>
+        <w:t>o(n * w)</w:t>
       </w:r>
     </w:p>
     <w:p>
@@ -2614,10 +2617,13 @@
             </w:pPr>
             <w:r>
               <w:rPr>
-                <w:color w:val="000000"/>
+                <w:i/>
+                <w:iCs/>
+                <w:sz w:val="22"/>
+                <w:szCs w:val="22"/>
               </w:rPr>
               <w:drawing>
-                <wp:anchor distT="0" distB="0" distL="0" distR="0" simplePos="0" relativeHeight="3" behindDoc="0" locked="0" layoutInCell="0" allowOverlap="1">
+                <wp:anchor distT="0" distB="0" distL="0" distR="0" simplePos="0" relativeHeight="3" behindDoc="0" locked="0" layoutInCell="1" allowOverlap="1">
                   <wp:simplePos x="0" y="0"/>
                   <wp:positionH relativeFrom="column">
                     <wp:align>center</wp:align>
@@ -2774,7 +2780,7 @@
           <w:sz w:val="22"/>
           <w:szCs w:val="22"/>
         </w:rPr>
-        <w:t>approach_1: recursively try every denomination at each remaining amount and take the best/sum over all branches. tc: o(denominations raised to amount) sc: o(amount)</w:t>
+        <w:t>approach_1: recursively try every denomination at each remaining amount and take the best/sum over all branches. tc: o(denominations ^ amount) sc: o(amount)</w:t>
       </w:r>
     </w:p>
     <w:p>
@@ -2792,7 +2798,7 @@
           <w:sz w:val="22"/>
           <w:szCs w:val="22"/>
         </w:rPr>
-        <w:t>approach_2 (optimal): bottom-up dp over amounts, tracking the minimum coins for part a and the running combination count for part b. tc: o(amount into number of denominations) sc: o(amount)</w:t>
+        <w:t>approach_2 (optimal): bottom-up dp over amounts, tracking the minimum coins for part a and the running combination count for part b. tc: o(amount * number of denominations) sc: o(amount)</w:t>
       </w:r>
     </w:p>
     <w:p>
@@ -2819,7 +2825,7 @@
           <w:sz w:val="22"/>
           <w:szCs w:val="22"/>
         </w:rPr>
-        <w:t>o(amount into number of denominations)</w:t>
+        <w:t>o(amount * number of denominations)</w:t>
       </w:r>
     </w:p>
     <w:p>
@@ -3923,10 +3929,13 @@
             </w:pPr>
             <w:r>
               <w:rPr>
-                <w:color w:val="000000"/>
+                <w:i/>
+                <w:iCs/>
+                <w:sz w:val="22"/>
+                <w:szCs w:val="22"/>
               </w:rPr>
               <w:drawing>
-                <wp:anchor distT="0" distB="0" distL="0" distR="0" simplePos="0" relativeHeight="4" behindDoc="0" locked="0" layoutInCell="0" allowOverlap="1">
+                <wp:anchor distT="0" distB="0" distL="0" distR="0" simplePos="0" relativeHeight="4" behindDoc="0" locked="0" layoutInCell="1" allowOverlap="1">
                   <wp:simplePos x="0" y="0"/>
                   <wp:positionH relativeFrom="column">
                     <wp:align>center</wp:align>
@@ -4079,7 +4088,7 @@
           <w:sz w:val="22"/>
           <w:szCs w:val="22"/>
         </w:rPr>
-        <w:t>approach_1: recursively branch on every pair of positions in both strings, matching or skipping one character at a time. tc: o(2 raised to (n+m)) sc: o(n+m)</w:t>
+        <w:t>approach_1: recursively branch on every pair of positions in both strings, matching or skipping one character at a time. tc: o(2 ^ (n+m)) sc: o(n+m)</w:t>
       </w:r>
     </w:p>
     <w:p>
@@ -4097,7 +4106,7 @@
           <w:sz w:val="22"/>
           <w:szCs w:val="22"/>
         </w:rPr>
-        <w:t>approach_2 (optimal): bottom-up dp table over both strings' prefixes, extending the match on equal characters and taking the better of skipping either character otherwise, then backtracking through the table to rebuild the subsequence. tc: o(n into m) sc: o(n into m)</w:t>
+        <w:t>approach_2 (optimal): bottom-up dp table over both strings' prefixes, extending the match on equal characters and taking the better of skipping either character otherwise, then backtracking through the table to rebuild the subsequence. tc: o(n * m) sc: o(n * m)</w:t>
       </w:r>
     </w:p>
     <w:p>
@@ -4124,7 +4133,7 @@
           <w:sz w:val="22"/>
           <w:szCs w:val="22"/>
         </w:rPr>
-        <w:t>o(n into m)</w:t>
+        <w:t>o(n * m)</w:t>
       </w:r>
     </w:p>
     <w:p>
@@ -4151,7 +4160,7 @@
           <w:sz w:val="22"/>
           <w:szCs w:val="22"/>
         </w:rPr>
-        <w:t>o(n into m)</w:t>
+        <w:t>o(n * m)</w:t>
       </w:r>
     </w:p>
     <w:p>
@@ -5417,10 +5426,13 @@
             </w:pPr>
             <w:r>
               <w:rPr>
-                <w:color w:val="000000"/>
+                <w:i/>
+                <w:iCs/>
+                <w:sz w:val="22"/>
+                <w:szCs w:val="22"/>
               </w:rPr>
               <w:drawing>
-                <wp:anchor distT="0" distB="0" distL="0" distR="0" simplePos="0" relativeHeight="5" behindDoc="0" locked="0" layoutInCell="0" allowOverlap="1">
+                <wp:anchor distT="0" distB="0" distL="0" distR="0" simplePos="0" relativeHeight="5" behindDoc="0" locked="0" layoutInCell="1" allowOverlap="1">
                   <wp:simplePos x="0" y="0"/>
                   <wp:positionH relativeFrom="column">
                     <wp:align>center</wp:align>
@@ -5558,7 +5570,7 @@
           <w:sz w:val="22"/>
           <w:szCs w:val="22"/>
         </w:rPr>
-        <w:t>A biotech lab is comparing a mutated DNA sequence to a reference sequence. They want the minimum number of operations (insert, delete, substitute a base) required to convert the mutated sequence into the reference sequence. Compute the minimum edit distance between the two strings.</w:t>
+        <w:t>A biotech lab is comparing a mutated DNA sequence to a reference sequence. They want the minimum number of operations (insert, delete, substitute a base) required to convert the mutated sequence * the reference sequence. Compute the minimum edit distance between the two strings.</w:t>
       </w:r>
     </w:p>
     <w:p>
@@ -5595,7 +5607,7 @@
           <w:sz w:val="22"/>
           <w:szCs w:val="22"/>
         </w:rPr>
-        <w:t>approach_1: recursively try insert, delete and substitute at each mismatched position and take the cheapest branch. tc: o(3 raised to (n+m)) sc: o(n+m)</w:t>
+        <w:t>approach_1: recursively try insert, delete and substitute at each mismatched position and take the cheapest branch. tc: o(3 ^ (n+m)) sc: o(n+m)</w:t>
       </w:r>
     </w:p>
     <w:p>
@@ -5613,7 +5625,7 @@
           <w:sz w:val="22"/>
           <w:szCs w:val="22"/>
         </w:rPr>
-        <w:t>approach_2 (optimal): bottom-up dp table over both strings' prefixes, copying the diagonal value on a match and otherwise taking one plus the cheapest of insert, delete or substitute. tc: o(n into m) sc: o(n into m)</w:t>
+        <w:t>approach_2 (optimal): bottom-up dp table over both strings' prefixes, copying the diagonal value on a match and otherwise taking one plus the cheapest of insert, delete or substitute. tc: o(n * m) sc: o(n * m)</w:t>
       </w:r>
     </w:p>
     <w:p>
@@ -5640,7 +5652,7 @@
           <w:sz w:val="22"/>
           <w:szCs w:val="22"/>
         </w:rPr>
-        <w:t>o(n into m)</w:t>
+        <w:t>o(n * m)</w:t>
       </w:r>
     </w:p>
     <w:p>
@@ -5667,7 +5679,7 @@
           <w:sz w:val="22"/>
           <w:szCs w:val="22"/>
         </w:rPr>
-        <w:t>o(n into m)</w:t>
+        <w:t>o(n * m)</w:t>
       </w:r>
     </w:p>
     <w:p>
@@ -6717,10 +6729,13 @@
             </w:pPr>
             <w:r>
               <w:rPr>
-                <w:color w:val="000000"/>
+                <w:i/>
+                <w:iCs/>
+                <w:sz w:val="22"/>
+                <w:szCs w:val="22"/>
               </w:rPr>
               <w:drawing>
-                <wp:anchor distT="0" distB="0" distL="0" distR="0" simplePos="0" relativeHeight="6" behindDoc="0" locked="0" layoutInCell="0" allowOverlap="1">
+                <wp:anchor distT="0" distB="0" distL="0" distR="0" simplePos="0" relativeHeight="6" behindDoc="0" locked="0" layoutInCell="1" allowOverlap="1">
                   <wp:simplePos x="0" y="0"/>
                   <wp:positionH relativeFrom="column">
                     <wp:align>center</wp:align>
@@ -6803,6 +6818,7 @@
     <w:qFormat/>
     <w:pPr>
       <w:widowControl/>
+      <w:suppressAutoHyphens w:val="true"/>
       <w:bidi w:val="0"/>
       <w:spacing w:before="0" w:after="0"/>
       <w:jc w:val="start"/>
@@ -6887,11 +6903,18 @@
       <w:u w:val="single"/>
     </w:rPr>
   </w:style>
-  <w:style w:type="character" w:styleId="FootnoteCharacters">
-    <w:name w:val="Footnote Characters"/>
+  <w:style w:type="character" w:styleId="FootnoteCharactersuser">
+    <w:name w:val="Footnote Characters (user)"/>
     <w:uiPriority w:val="99"/>
     <w:semiHidden/>
     <w:unhideWhenUsed/>
+    <w:qFormat/>
+    <w:rPr>
+      <w:vertAlign w:val="superscript"/>
+    </w:rPr>
+  </w:style>
+  <w:style w:type="character" w:styleId="FootnoteCharacters">
+    <w:name w:val="Footnote Characters"/>
     <w:qFormat/>
     <w:rPr>
       <w:vertAlign w:val="superscript"/>
@@ -6915,11 +6938,18 @@
       <w:szCs w:val="20"/>
     </w:rPr>
   </w:style>
-  <w:style w:type="character" w:styleId="EndnoteCharacters">
-    <w:name w:val="Endnote Characters"/>
+  <w:style w:type="character" w:styleId="EndnoteCharactersuser">
+    <w:name w:val="Endnote Characters (user)"/>
     <w:uiPriority w:val="99"/>
     <w:semiHidden/>
     <w:unhideWhenUsed/>
+    <w:qFormat/>
+    <w:rPr>
+      <w:vertAlign w:val="superscript"/>
+    </w:rPr>
+  </w:style>
+  <w:style w:type="character" w:styleId="EndnoteCharacters">
+    <w:name w:val="Endnote Characters"/>
     <w:qFormat/>
     <w:rPr>
       <w:vertAlign w:val="superscript"/>
@@ -7016,6 +7046,7 @@
     <w:qFormat/>
     <w:pPr>
       <w:widowControl/>
+      <w:suppressAutoHyphens w:val="true"/>
       <w:bidi w:val="0"/>
       <w:spacing w:before="0" w:after="0"/>
       <w:jc w:val="start"/>
@@ -7036,6 +7067,7 @@
     <w:qFormat/>
     <w:pPr>
       <w:widowControl/>
+      <w:suppressAutoHyphens w:val="true"/>
       <w:bidi w:val="0"/>
       <w:spacing w:before="0" w:after="0"/>
       <w:jc w:val="start"/>
